--- a/6-过程管理/运行记录类文件/060203-过程框架设计图.docx
+++ b/6-过程管理/运行记录类文件/060203-过程框架设计图.docx
@@ -19,7 +19,6 @@
         </w:rPr>
       </w:pPr>
       <w:bookmarkStart w:id="0" w:name="_Toc22611"/>
-      <w:bookmarkStart w:id="1" w:name="_Toc26430"/>
     </w:p>
     <w:p>
       <w:pPr>
@@ -54,6 +53,7 @@
           <w:lang w:val="en-US"/>
         </w:rPr>
       </w:pPr>
+      <w:bookmarkStart w:id="1" w:name="_Toc3924"/>
       <w:r>
         <w:rPr>
           <w:rFonts w:hint="eastAsia"/>
@@ -83,8 +83,8 @@
         <w:topLinePunct w:val="0"/>
         <w:bidi w:val="0"/>
       </w:pPr>
-      <w:bookmarkStart w:id="2" w:name="_Toc6160"/>
-      <w:bookmarkStart w:id="3" w:name="_Toc17781"/>
+      <w:bookmarkStart w:id="2" w:name="_Toc17781"/>
+      <w:bookmarkStart w:id="3" w:name="_Toc7316"/>
       <w:r>
         <w:t>甘肃国邦信息科技有限公司</w:t>
       </w:r>
@@ -224,7 +224,7 @@
         </w:rPr>
       </w:pPr>
       <w:bookmarkStart w:id="4" w:name="_Toc16271"/>
-      <w:bookmarkStart w:id="5" w:name="_Toc23465"/>
+      <w:bookmarkStart w:id="5" w:name="_Toc2550"/>
       <w:r>
         <w:rPr>
           <w:rFonts w:ascii="宋体" w:hAnsi="宋体" w:eastAsia="宋体" w:cs="宋体"/>
@@ -1395,7 +1395,7 @@
             <w:fldChar w:fldCharType="begin"/>
           </w:r>
           <w:r>
-            <w:instrText xml:space="preserve"> HYPERLINK \l _Toc26430 </w:instrText>
+            <w:instrText xml:space="preserve"> HYPERLINK \l _Toc3924 </w:instrText>
           </w:r>
           <w:r>
             <w:fldChar w:fldCharType="separate"/>
@@ -1414,7 +1414,7 @@
             <w:fldChar w:fldCharType="begin"/>
           </w:r>
           <w:r>
-            <w:instrText xml:space="preserve"> PAGEREF _Toc26430 \h </w:instrText>
+            <w:instrText xml:space="preserve"> PAGEREF _Toc3924 \h </w:instrText>
           </w:r>
           <w:r>
             <w:fldChar w:fldCharType="separate"/>
@@ -1440,7 +1440,7 @@
             <w:fldChar w:fldCharType="begin"/>
           </w:r>
           <w:r>
-            <w:instrText xml:space="preserve"> HYPERLINK \l _Toc6160 </w:instrText>
+            <w:instrText xml:space="preserve"> HYPERLINK \l _Toc7316 </w:instrText>
           </w:r>
           <w:r>
             <w:fldChar w:fldCharType="separate"/>
@@ -1455,7 +1455,7 @@
             <w:fldChar w:fldCharType="begin"/>
           </w:r>
           <w:r>
-            <w:instrText xml:space="preserve"> PAGEREF _Toc6160 \h </w:instrText>
+            <w:instrText xml:space="preserve"> PAGEREF _Toc7316 \h </w:instrText>
           </w:r>
           <w:r>
             <w:fldChar w:fldCharType="separate"/>
@@ -1481,7 +1481,7 @@
             <w:fldChar w:fldCharType="begin"/>
           </w:r>
           <w:r>
-            <w:instrText xml:space="preserve"> HYPERLINK \l _Toc23465 </w:instrText>
+            <w:instrText xml:space="preserve"> HYPERLINK \l _Toc2550 </w:instrText>
           </w:r>
           <w:r>
             <w:fldChar w:fldCharType="separate"/>
@@ -1501,7 +1501,7 @@
             <w:fldChar w:fldCharType="begin"/>
           </w:r>
           <w:r>
-            <w:instrText xml:space="preserve"> PAGEREF _Toc23465 \h </w:instrText>
+            <w:instrText xml:space="preserve"> PAGEREF _Toc2550 \h </w:instrText>
           </w:r>
           <w:r>
             <w:fldChar w:fldCharType="separate"/>
@@ -1527,7 +1527,7 @@
             <w:fldChar w:fldCharType="begin"/>
           </w:r>
           <w:r>
-            <w:instrText xml:space="preserve"> HYPERLINK \l _Toc37 </w:instrText>
+            <w:instrText xml:space="preserve"> HYPERLINK \l _Toc27417 </w:instrText>
           </w:r>
           <w:r>
             <w:fldChar w:fldCharType="separate"/>
@@ -1553,7 +1553,7 @@
             <w:fldChar w:fldCharType="begin"/>
           </w:r>
           <w:r>
-            <w:instrText xml:space="preserve"> PAGEREF _Toc37 \h </w:instrText>
+            <w:instrText xml:space="preserve"> PAGEREF _Toc27417 \h </w:instrText>
           </w:r>
           <w:r>
             <w:fldChar w:fldCharType="separate"/>
@@ -1579,7 +1579,7 @@
             <w:fldChar w:fldCharType="begin"/>
           </w:r>
           <w:r>
-            <w:instrText xml:space="preserve"> HYPERLINK \l _Toc12426 </w:instrText>
+            <w:instrText xml:space="preserve"> HYPERLINK \l _Toc20934 </w:instrText>
           </w:r>
           <w:r>
             <w:fldChar w:fldCharType="separate"/>
@@ -1605,7 +1605,7 @@
             <w:fldChar w:fldCharType="begin"/>
           </w:r>
           <w:r>
-            <w:instrText xml:space="preserve"> PAGEREF _Toc12426 \h </w:instrText>
+            <w:instrText xml:space="preserve"> PAGEREF _Toc20934 \h </w:instrText>
           </w:r>
           <w:r>
             <w:fldChar w:fldCharType="separate"/>
@@ -1631,7 +1631,7 @@
             <w:fldChar w:fldCharType="begin"/>
           </w:r>
           <w:r>
-            <w:instrText xml:space="preserve"> HYPERLINK \l _Toc17083 </w:instrText>
+            <w:instrText xml:space="preserve"> HYPERLINK \l _Toc11695 </w:instrText>
           </w:r>
           <w:r>
             <w:fldChar w:fldCharType="separate"/>
@@ -1657,7 +1657,7 @@
             <w:fldChar w:fldCharType="begin"/>
           </w:r>
           <w:r>
-            <w:instrText xml:space="preserve"> PAGEREF _Toc17083 \h </w:instrText>
+            <w:instrText xml:space="preserve"> PAGEREF _Toc11695 \h </w:instrText>
           </w:r>
           <w:r>
             <w:fldChar w:fldCharType="separate"/>
@@ -1683,7 +1683,7 @@
             <w:fldChar w:fldCharType="begin"/>
           </w:r>
           <w:r>
-            <w:instrText xml:space="preserve"> HYPERLINK \l _Toc27448 </w:instrText>
+            <w:instrText xml:space="preserve"> HYPERLINK \l _Toc8088 </w:instrText>
           </w:r>
           <w:r>
             <w:fldChar w:fldCharType="separate"/>
@@ -1709,7 +1709,7 @@
             <w:fldChar w:fldCharType="begin"/>
           </w:r>
           <w:r>
-            <w:instrText xml:space="preserve"> PAGEREF _Toc27448 \h </w:instrText>
+            <w:instrText xml:space="preserve"> PAGEREF _Toc8088 \h </w:instrText>
           </w:r>
           <w:r>
             <w:fldChar w:fldCharType="separate"/>
@@ -1735,7 +1735,7 @@
             <w:fldChar w:fldCharType="begin"/>
           </w:r>
           <w:r>
-            <w:instrText xml:space="preserve"> HYPERLINK \l _Toc14597 </w:instrText>
+            <w:instrText xml:space="preserve"> HYPERLINK \l _Toc22687 </w:instrText>
           </w:r>
           <w:r>
             <w:fldChar w:fldCharType="separate"/>
@@ -1761,7 +1761,7 @@
             <w:fldChar w:fldCharType="begin"/>
           </w:r>
           <w:r>
-            <w:instrText xml:space="preserve"> PAGEREF _Toc14597 \h </w:instrText>
+            <w:instrText xml:space="preserve"> PAGEREF _Toc22687 \h </w:instrText>
           </w:r>
           <w:r>
             <w:fldChar w:fldCharType="separate"/>
@@ -1787,7 +1787,7 @@
             <w:fldChar w:fldCharType="begin"/>
           </w:r>
           <w:r>
-            <w:instrText xml:space="preserve"> HYPERLINK \l _Toc3200 </w:instrText>
+            <w:instrText xml:space="preserve"> HYPERLINK \l _Toc25136 </w:instrText>
           </w:r>
           <w:r>
             <w:fldChar w:fldCharType="separate"/>
@@ -1813,7 +1813,7 @@
             <w:fldChar w:fldCharType="begin"/>
           </w:r>
           <w:r>
-            <w:instrText xml:space="preserve"> PAGEREF _Toc3200 \h </w:instrText>
+            <w:instrText xml:space="preserve"> PAGEREF _Toc25136 \h </w:instrText>
           </w:r>
           <w:r>
             <w:fldChar w:fldCharType="separate"/>
@@ -1839,7 +1839,7 @@
             <w:fldChar w:fldCharType="begin"/>
           </w:r>
           <w:r>
-            <w:instrText xml:space="preserve"> HYPERLINK \l _Toc25437 </w:instrText>
+            <w:instrText xml:space="preserve"> HYPERLINK \l _Toc17597 </w:instrText>
           </w:r>
           <w:r>
             <w:fldChar w:fldCharType="separate"/>
@@ -1858,7 +1858,7 @@
             <w:fldChar w:fldCharType="begin"/>
           </w:r>
           <w:r>
-            <w:instrText xml:space="preserve"> PAGEREF _Toc25437 \h </w:instrText>
+            <w:instrText xml:space="preserve"> PAGEREF _Toc17597 \h </w:instrText>
           </w:r>
           <w:r>
             <w:fldChar w:fldCharType="separate"/>
@@ -1884,7 +1884,7 @@
             <w:fldChar w:fldCharType="begin"/>
           </w:r>
           <w:r>
-            <w:instrText xml:space="preserve"> HYPERLINK \l _Toc4881 </w:instrText>
+            <w:instrText xml:space="preserve"> HYPERLINK \l _Toc1991 </w:instrText>
           </w:r>
           <w:r>
             <w:fldChar w:fldCharType="separate"/>
@@ -1903,7 +1903,7 @@
             <w:fldChar w:fldCharType="begin"/>
           </w:r>
           <w:r>
-            <w:instrText xml:space="preserve"> PAGEREF _Toc4881 \h </w:instrText>
+            <w:instrText xml:space="preserve"> PAGEREF _Toc1991 \h </w:instrText>
           </w:r>
           <w:r>
             <w:fldChar w:fldCharType="separate"/>
@@ -1929,7 +1929,7 @@
             <w:fldChar w:fldCharType="begin"/>
           </w:r>
           <w:r>
-            <w:instrText xml:space="preserve"> HYPERLINK \l _Toc11907 </w:instrText>
+            <w:instrText xml:space="preserve"> HYPERLINK \l _Toc1347 </w:instrText>
           </w:r>
           <w:r>
             <w:fldChar w:fldCharType="separate"/>
@@ -1948,7 +1948,7 @@
             <w:fldChar w:fldCharType="begin"/>
           </w:r>
           <w:r>
-            <w:instrText xml:space="preserve"> PAGEREF _Toc11907 \h </w:instrText>
+            <w:instrText xml:space="preserve"> PAGEREF _Toc1347 \h </w:instrText>
           </w:r>
           <w:r>
             <w:fldChar w:fldCharType="separate"/>
@@ -1974,7 +1974,7 @@
             <w:fldChar w:fldCharType="begin"/>
           </w:r>
           <w:r>
-            <w:instrText xml:space="preserve"> HYPERLINK \l _Toc17968 </w:instrText>
+            <w:instrText xml:space="preserve"> HYPERLINK \l _Toc25840 </w:instrText>
           </w:r>
           <w:r>
             <w:fldChar w:fldCharType="separate"/>
@@ -1993,7 +1993,7 @@
             <w:fldChar w:fldCharType="begin"/>
           </w:r>
           <w:r>
-            <w:instrText xml:space="preserve"> PAGEREF _Toc17968 \h </w:instrText>
+            <w:instrText xml:space="preserve"> PAGEREF _Toc25840 \h </w:instrText>
           </w:r>
           <w:r>
             <w:fldChar w:fldCharType="separate"/>
@@ -2019,7 +2019,7 @@
             <w:fldChar w:fldCharType="begin"/>
           </w:r>
           <w:r>
-            <w:instrText xml:space="preserve"> HYPERLINK \l _Toc17421 </w:instrText>
+            <w:instrText xml:space="preserve"> HYPERLINK \l _Toc31158 </w:instrText>
           </w:r>
           <w:r>
             <w:fldChar w:fldCharType="separate"/>
@@ -2038,7 +2038,7 @@
             <w:fldChar w:fldCharType="begin"/>
           </w:r>
           <w:r>
-            <w:instrText xml:space="preserve"> PAGEREF _Toc17421 \h </w:instrText>
+            <w:instrText xml:space="preserve"> PAGEREF _Toc31158 \h </w:instrText>
           </w:r>
           <w:r>
             <w:fldChar w:fldCharType="separate"/>
@@ -2085,7 +2085,7 @@
           <w:lang w:val="en-US" w:eastAsia="zh-CN"/>
         </w:rPr>
       </w:pPr>
-      <w:bookmarkStart w:id="6" w:name="_Toc37"/>
+      <w:bookmarkStart w:id="6" w:name="_Toc27417"/>
       <w:r>
         <w:rPr>
           <w:rFonts w:hint="eastAsia"/>
@@ -2106,8 +2106,8 @@
       <w:r>
         <w:drawing>
           <wp:inline distT="0" distB="0" distL="114300" distR="114300">
-            <wp:extent cx="5733415" cy="4229100"/>
-            <wp:effectExtent l="0" t="0" r="12065" b="7620"/>
+            <wp:extent cx="3771265" cy="3414395"/>
+            <wp:effectExtent l="0" t="0" r="8255" b="14605"/>
             <wp:docPr id="1" name="图片 1"/>
             <wp:cNvGraphicFramePr>
               <a:graphicFrameLocks xmlns:a="http://schemas.openxmlformats.org/drawingml/2006/main" noChangeAspect="1"/>
@@ -2130,7 +2130,7 @@
                   <pic:spPr>
                     <a:xfrm>
                       <a:off x="0" y="0"/>
-                      <a:ext cx="5733415" cy="4229100"/>
+                      <a:ext cx="3771265" cy="3414395"/>
                     </a:xfrm>
                     <a:prstGeom prst="rect">
                       <a:avLst/>
@@ -2146,6 +2146,8 @@
           </wp:inline>
         </w:drawing>
       </w:r>
+      <w:bookmarkStart w:id="17" w:name="_GoBack"/>
+      <w:bookmarkEnd w:id="17"/>
     </w:p>
     <w:p>
       <w:pPr>
@@ -2156,7 +2158,7 @@
           <w:lang w:val="en-US" w:eastAsia="zh-CN"/>
         </w:rPr>
       </w:pPr>
-      <w:bookmarkStart w:id="7" w:name="_Toc12426"/>
+      <w:bookmarkStart w:id="7" w:name="_Toc20934"/>
       <w:r>
         <w:rPr>
           <w:rFonts w:hint="eastAsia"/>
@@ -2175,7 +2177,7 @@
           <w:lang w:val="en-US" w:eastAsia="zh-CN"/>
         </w:rPr>
       </w:pPr>
-      <w:bookmarkStart w:id="8" w:name="_Toc17083"/>
+      <w:bookmarkStart w:id="8" w:name="_Toc11695"/>
       <w:r>
         <w:rPr>
           <w:rFonts w:hint="eastAsia"/>
@@ -2315,7 +2317,7 @@
           <w:lang w:val="en-US" w:eastAsia="zh-CN"/>
         </w:rPr>
       </w:pPr>
-      <w:bookmarkStart w:id="9" w:name="_Toc27448"/>
+      <w:bookmarkStart w:id="9" w:name="_Toc8088"/>
       <w:r>
         <w:rPr>
           <w:rFonts w:hint="eastAsia"/>
@@ -2398,7 +2400,7 @@
           <w:lang w:val="en-US" w:eastAsia="zh-CN"/>
         </w:rPr>
       </w:pPr>
-      <w:bookmarkStart w:id="10" w:name="_Toc14597"/>
+      <w:bookmarkStart w:id="10" w:name="_Toc22687"/>
       <w:r>
         <w:rPr>
           <w:rFonts w:hint="eastAsia"/>
@@ -3164,7 +3166,7 @@
           <w:lang w:val="en-US" w:eastAsia="zh-CN"/>
         </w:rPr>
       </w:pPr>
-      <w:bookmarkStart w:id="11" w:name="_Toc3200"/>
+      <w:bookmarkStart w:id="11" w:name="_Toc25136"/>
       <w:r>
         <w:rPr>
           <w:rFonts w:hint="eastAsia"/>
@@ -3570,7 +3572,7 @@
           <w:lang w:val="en-US" w:eastAsia="zh-CN"/>
         </w:rPr>
       </w:pPr>
-      <w:bookmarkStart w:id="12" w:name="_Toc25437"/>
+      <w:bookmarkStart w:id="12" w:name="_Toc17597"/>
       <w:r>
         <w:rPr>
           <w:rFonts w:hint="default"/>
@@ -3579,8 +3581,6 @@
         <w:t>实施建议</w:t>
       </w:r>
       <w:bookmarkEnd w:id="12"/>
-      <w:bookmarkStart w:id="17" w:name="_GoBack"/>
-      <w:bookmarkEnd w:id="17"/>
     </w:p>
     <w:p>
       <w:pPr>
@@ -3591,7 +3591,7 @@
           <w:lang w:val="en-US" w:eastAsia="zh-CN"/>
         </w:rPr>
       </w:pPr>
-      <w:bookmarkStart w:id="13" w:name="_Toc4881"/>
+      <w:bookmarkStart w:id="13" w:name="_Toc1991"/>
       <w:r>
         <w:rPr>
           <w:rFonts w:hint="default"/>
@@ -3661,7 +3661,7 @@
           <w:lang w:val="en-US" w:eastAsia="zh-CN"/>
         </w:rPr>
       </w:pPr>
-      <w:bookmarkStart w:id="14" w:name="_Toc11907"/>
+      <w:bookmarkStart w:id="14" w:name="_Toc1347"/>
       <w:r>
         <w:rPr>
           <w:rFonts w:hint="default"/>
@@ -3714,7 +3714,7 @@
           <w:lang w:val="en-US" w:eastAsia="zh-CN"/>
         </w:rPr>
       </w:pPr>
-      <w:bookmarkStart w:id="15" w:name="_Toc17968"/>
+      <w:bookmarkStart w:id="15" w:name="_Toc25840"/>
       <w:r>
         <w:rPr>
           <w:rFonts w:hint="default"/>
@@ -3767,7 +3767,7 @@
           <w:lang w:val="en-US" w:eastAsia="zh-CN"/>
         </w:rPr>
       </w:pPr>
-      <w:bookmarkStart w:id="16" w:name="_Toc17421"/>
+      <w:bookmarkStart w:id="16" w:name="_Toc31158"/>
       <w:r>
         <w:rPr>
           <w:rFonts w:hint="default"/>
